--- a/docs/lista_louvores/Textos_Louvores/VIDA PURA.docx
+++ b/docs/lista_louvores/Textos_Louvores/VIDA PURA.docx
@@ -1,368 +1,400 @@
 
 <file path=word/document.xml><?xml version="1.0" encoding="utf-8"?>
-<w:document xmlns:wpc="http://schemas.microsoft.com/office/word/2010/wordprocessingCanvas" xmlns:cx="http://schemas.microsoft.com/office/drawing/2014/chartex" xmlns:cx1="http://schemas.microsoft.com/office/drawing/2015/9/8/chartex" xmlns:cx2="http://schemas.microsoft.com/office/drawing/2015/10/21/chartex" xmlns:cx3="http://schemas.microsoft.com/office/drawing/2016/5/9/chartex" xmlns:cx4="http://schemas.microsoft.com/office/drawing/2016/5/10/chartex" xmlns:cx5="http://schemas.microsoft.com/office/drawing/2016/5/11/chartex" xmlns:cx6="http://schemas.microsoft.com/office/drawing/2016/5/12/chartex" xmlns:cx7="http://schemas.microsoft.com/office/drawing/2016/5/13/chartex" xmlns:cx8="http://schemas.microsoft.com/office/drawing/2016/5/14/chartex" xmlns:mc="http://schemas.openxmlformats.org/markup-compatibility/2006" xmlns:aink="http://schemas.microsoft.com/office/drawing/2016/ink" xmlns:am3d="http://schemas.microsoft.com/office/drawing/2017/model3d" xmlns:o="urn:schemas-microsoft-com:office:office" xmlns:oel="http://schemas.microsoft.com/office/2019/extlst" xmlns:r="http://schemas.openxmlformats.org/officeDocument/2006/relationships" xmlns:m="http://schemas.openxmlformats.org/officeDocument/2006/math" xmlns:v="urn:schemas-microsoft-com:vml" xmlns:wp14="http://schemas.microsoft.com/office/word/2010/wordprocessingDrawing" xmlns:wp="http://schemas.openxmlformats.org/drawingml/2006/wordprocessingDrawing" xmlns:w10="urn:schemas-microsoft-com:office:word" xmlns:w="http://schemas.openxmlformats.org/wordprocessingml/2006/main" xmlns:w14="http://schemas.microsoft.com/office/word/2010/wordml" xmlns:w15="http://schemas.microsoft.com/office/word/2012/wordml" xmlns:w16cei="http://schemas.microsoft.com/office/word/2026/wordml/cei" xmlns:w16cex="http://schemas.microsoft.com/office/word/2018/wordml/cex" xmlns:w16cid="http://schemas.microsoft.com/office/word/2016/wordml/cid" xmlns:w16="http://schemas.microsoft.com/office/word/2018/wordml" xmlns:w16du="http://schemas.microsoft.com/office/word/2023/wordml/word16du" xmlns:w16sdtdh="http://schemas.microsoft.com/office/word/2020/wordml/sdtdatahash" xmlns:w16sdtfl="http://schemas.microsoft.com/office/word/2024/wordml/sdtformatlock" xmlns:w16se="http://schemas.microsoft.com/office/word/2015/wordml/symex" xmlns:wpg="http://schemas.microsoft.com/office/word/2010/wordprocessingGroup" xmlns:wpi="http://schemas.microsoft.com/office/word/2010/wordprocessingInk" xmlns:wne="http://schemas.microsoft.com/office/word/2006/wordml" xmlns:wps="http://schemas.microsoft.com/office/word/2010/wordprocessingShape" mc:Ignorable="w14 w15 w16se w16cid w16 w16cex w16sdtdh w16sdtfl w16du wp14">
+<w:document xmlns:wpc="http://schemas.microsoft.com/office/word/2010/wordprocessingCanvas" xmlns:cx="http://schemas.microsoft.com/office/drawing/2014/chartex" xmlns:cx1="http://schemas.microsoft.com/office/drawing/2015/9/8/chartex" xmlns:cx2="http://schemas.microsoft.com/office/drawing/2015/10/21/chartex" xmlns:cx3="http://schemas.microsoft.com/office/drawing/2016/5/9/chartex" xmlns:cx4="http://schemas.microsoft.com/office/drawing/2016/5/10/chartex" xmlns:cx5="http://schemas.microsoft.com/office/drawing/2016/5/11/chartex" xmlns:cx6="http://schemas.microsoft.com/office/drawing/2016/5/12/chartex" xmlns:cx7="http://schemas.microsoft.com/office/drawing/2016/5/13/chartex" xmlns:cx8="http://schemas.microsoft.com/office/drawing/2016/5/14/chartex" xmlns:mc="http://schemas.openxmlformats.org/markup-compatibility/2006" xmlns:aink="http://schemas.microsoft.com/office/drawing/2016/ink" xmlns:am3d="http://schemas.microsoft.com/office/drawing/2017/model3d" xmlns:o="urn:schemas-microsoft-com:office:office" xmlns:oel="http://schemas.microsoft.com/office/2019/extlst" xmlns:r="http://schemas.openxmlformats.org/officeDocument/2006/relationships" xmlns:m="http://schemas.openxmlformats.org/officeDocument/2006/math" xmlns:v="urn:schemas-microsoft-com:vml" xmlns:wp14="http://schemas.microsoft.com/office/word/2010/wordprocessingDrawing" xmlns:wp="http://schemas.openxmlformats.org/drawingml/2006/wordprocessingDrawing" xmlns:w10="urn:schemas-microsoft-com:office:word" xmlns:w="http://schemas.openxmlformats.org/wordprocessingml/2006/main" xmlns:w14="http://schemas.microsoft.com/office/word/2010/wordml" xmlns:w15="http://schemas.microsoft.com/office/word/2012/wordml" xmlns:w16cex="http://schemas.microsoft.com/office/word/2018/wordml/cex" xmlns:w16cid="http://schemas.microsoft.com/office/word/2016/wordml/cid" xmlns:w16="http://schemas.microsoft.com/office/word/2018/wordml" xmlns:w16du="http://schemas.microsoft.com/office/word/2023/wordml/word16du" xmlns:w16sdtdh="http://schemas.microsoft.com/office/word/2020/wordml/sdtdatahash" xmlns:w16sdtfl="http://schemas.microsoft.com/office/word/2024/wordml/sdtformatlock" xmlns:w16se="http://schemas.microsoft.com/office/word/2015/wordml/symex" xmlns:wpg="http://schemas.microsoft.com/office/word/2010/wordprocessingGroup" xmlns:wpi="http://schemas.microsoft.com/office/word/2010/wordprocessingInk" xmlns:wne="http://schemas.microsoft.com/office/word/2006/wordml" xmlns:wps="http://schemas.microsoft.com/office/word/2010/wordprocessingShape" mc:Ignorable="w14 w15 w16se w16cid w16 w16cex w16sdtdh w16sdtfl w16du wp14">
   <w:body>
     <w:p>
       <w:pPr>
-        <w:pStyle w:val="PargrafodaLista"/>
-        <w:numPr>
-          <w:ilvl w:val="0"/>
-          <w:numId w:val="1"/>
-        </w:numPr>
-        <w:spacing w:before="120" w:after="0"/>
-        <w:ind w:left="648"/>
-        <w:rPr>
-          <w:rFonts w:ascii="Arial" w:hAnsi="Arial" w:cs="Arial"/>
-        </w:rPr>
-      </w:pPr>
-      <w:r>
-        <w:rPr>
-          <w:color w:val="000000"/>
-          <w:sz w:val="28"/>
-          <w:szCs w:val="28"/>
-        </w:rPr>
-        <w:t>Vida Pura</w:t>
-      </w:r>
-      <w:r>
-        <w:rPr>
+        <w:pStyle w:val="Ttulo1"/>
+        <w:spacing w:after="120"/>
+        <w:rPr>
+          <w:b/>
+          <w:bCs/>
+        </w:rPr>
+      </w:pPr>
+      <w:r>
+        <w:rPr>
+          <w:b/>
+          <w:bCs/>
+        </w:rPr>
+        <w:t>VIDA PURA</w:t>
+      </w:r>
+      <w:r>
+        <w:rPr>
+          <w:b/>
+          <w:bCs/>
           <w:noProof/>
         </w:rPr>
         <w:t xml:space="preserve"> </w:t>
-      </w:r>
-      <w:r>
-        <w:rPr>
-          <w:noProof/>
-        </w:rPr>
-        <w:drawing>
-          <wp:anchor distT="0" distB="0" distL="114300" distR="114300" simplePos="0" relativeHeight="251659264" behindDoc="1" locked="0" layoutInCell="1" allowOverlap="1" wp14:anchorId="5E10A08F" wp14:editId="3EEC69D0">
-            <wp:simplePos x="0" y="0"/>
-            <wp:positionH relativeFrom="margin">
-              <wp:align>center</wp:align>
-            </wp:positionH>
-            <wp:positionV relativeFrom="margin">
-              <wp:align>center</wp:align>
-            </wp:positionV>
-            <wp:extent cx="4020820" cy="3655060"/>
-            <wp:effectExtent l="0" t="0" r="0" b="0"/>
-            <wp:wrapNone/>
-            <wp:docPr id="1260233881" name="Imagem 1260233881" descr="Logotipo, nome da empresa&#10;&#10;Descrição gerada automaticamente"/>
-            <wp:cNvGraphicFramePr>
-              <a:graphicFrameLocks xmlns:a="http://schemas.openxmlformats.org/drawingml/2006/main" noChangeAspect="1"/>
-            </wp:cNvGraphicFramePr>
-            <a:graphic xmlns:a="http://schemas.openxmlformats.org/drawingml/2006/main">
-              <a:graphicData uri="http://schemas.openxmlformats.org/drawingml/2006/picture">
-                <pic:pic xmlns:pic="http://schemas.openxmlformats.org/drawingml/2006/picture">
-                  <pic:nvPicPr>
-                    <pic:cNvPr id="41" name="Imagem 41" descr="Logotipo, nome da empresa&#10;&#10;Descrição gerada automaticamente"/>
-                    <pic:cNvPicPr/>
-                  </pic:nvPicPr>
-                  <pic:blipFill>
-                    <a:blip r:embed="rId5">
-                      <a:alphaModFix amt="5000"/>
-                    </a:blip>
-                    <a:stretch>
-                      <a:fillRect/>
-                    </a:stretch>
-                  </pic:blipFill>
-                  <pic:spPr>
-                    <a:xfrm>
-                      <a:off x="0" y="0"/>
-                      <a:ext cx="4020820" cy="3655060"/>
-                    </a:xfrm>
-                    <a:prstGeom prst="rect">
-                      <a:avLst/>
-                    </a:prstGeom>
-                  </pic:spPr>
-                </pic:pic>
-              </a:graphicData>
-            </a:graphic>
-            <wp14:sizeRelH relativeFrom="page">
-              <wp14:pctWidth>0</wp14:pctWidth>
-            </wp14:sizeRelH>
-            <wp14:sizeRelV relativeFrom="page">
-              <wp14:pctHeight>0</wp14:pctHeight>
-            </wp14:sizeRelV>
-          </wp:anchor>
-        </w:drawing>
       </w:r>
     </w:p>
     <w:p>
       <w:pPr>
-        <w:pStyle w:val="PargrafodaLista"/>
-        <w:numPr>
-          <w:ilvl w:val="0"/>
-          <w:numId w:val="1"/>
-        </w:numPr>
-        <w:spacing w:before="120" w:after="0"/>
-        <w:ind w:left="862" w:hanging="357"/>
-        <w:contextualSpacing w:val="0"/>
-        <w:jc w:val="left"/>
-      </w:pPr>
-      <w:r>
+        <w:spacing w:after="120" w:line="240" w:lineRule="auto"/>
+        <w:rPr>
+          <w:rFonts w:ascii="Times New Roman" w:hAnsi="Times New Roman" w:cs="Times New Roman"/>
+          <w:sz w:val="24"/>
+          <w:szCs w:val="24"/>
+        </w:rPr>
+      </w:pPr>
+      <w:r>
+        <w:rPr>
+          <w:rFonts w:ascii="Times New Roman" w:hAnsi="Times New Roman" w:cs="Times New Roman"/>
+          <w:sz w:val="24"/>
+          <w:szCs w:val="24"/>
+        </w:rPr>
         <w:t xml:space="preserve">Ajuda-me a manter limpa </w:t>
       </w:r>
       <w:r>
-        <w:br/>
-      </w:r>
-      <w:r>
+        <w:rPr>
+          <w:rFonts w:ascii="Times New Roman" w:hAnsi="Times New Roman" w:cs="Times New Roman"/>
+          <w:sz w:val="24"/>
+          <w:szCs w:val="24"/>
+        </w:rPr>
+        <w:br/>
         <w:t>A minha mente, ó Deus</w:t>
       </w:r>
       <w:r>
-        <w:br/>
-      </w:r>
-      <w:r>
+        <w:rPr>
+          <w:rFonts w:ascii="Times New Roman" w:hAnsi="Times New Roman" w:cs="Times New Roman"/>
+          <w:sz w:val="24"/>
+          <w:szCs w:val="24"/>
+        </w:rPr>
+        <w:br/>
         <w:t>Ajuda-me a pensar no que é bom</w:t>
       </w:r>
     </w:p>
     <w:p>
       <w:pPr>
-        <w:pStyle w:val="PargrafodaLista"/>
-        <w:spacing w:before="0" w:after="0"/>
-        <w:ind w:left="862" w:firstLine="0"/>
-        <w:contextualSpacing w:val="0"/>
-        <w:jc w:val="left"/>
-      </w:pPr>
-      <w:r>
+        <w:spacing w:after="120" w:line="240" w:lineRule="auto"/>
+        <w:rPr>
+          <w:rFonts w:ascii="Times New Roman" w:hAnsi="Times New Roman" w:cs="Times New Roman"/>
+          <w:sz w:val="24"/>
+          <w:szCs w:val="24"/>
+        </w:rPr>
+      </w:pPr>
+      <w:r>
+        <w:rPr>
+          <w:rFonts w:ascii="Times New Roman" w:hAnsi="Times New Roman" w:cs="Times New Roman"/>
+          <w:sz w:val="24"/>
+          <w:szCs w:val="24"/>
+        </w:rPr>
         <w:t xml:space="preserve">Ajuda-me a não reter </w:t>
       </w:r>
       <w:r>
-        <w:br/>
-      </w:r>
-      <w:r>
+        <w:rPr>
+          <w:rFonts w:ascii="Times New Roman" w:hAnsi="Times New Roman" w:cs="Times New Roman"/>
+          <w:sz w:val="24"/>
+          <w:szCs w:val="24"/>
+        </w:rPr>
+        <w:br/>
         <w:t>Em minha mente, ó Deus,</w:t>
       </w:r>
       <w:r>
-        <w:br/>
-      </w:r>
-      <w:r>
+        <w:rPr>
+          <w:rFonts w:ascii="Times New Roman" w:hAnsi="Times New Roman" w:cs="Times New Roman"/>
+          <w:sz w:val="24"/>
+          <w:szCs w:val="24"/>
+        </w:rPr>
+        <w:br/>
         <w:t>Aquilo que não vai edificar.</w:t>
       </w:r>
     </w:p>
     <w:p>
       <w:pPr>
-        <w:pStyle w:val="PargrafodaLista"/>
-        <w:numPr>
-          <w:ilvl w:val="0"/>
-          <w:numId w:val="1"/>
-        </w:numPr>
-        <w:spacing w:before="120" w:after="0"/>
-        <w:ind w:left="862" w:hanging="357"/>
-        <w:contextualSpacing w:val="0"/>
-        <w:jc w:val="left"/>
-      </w:pPr>
-      <w:r>
+        <w:spacing w:after="120" w:line="240" w:lineRule="auto"/>
+        <w:rPr>
+          <w:rFonts w:ascii="Times New Roman" w:hAnsi="Times New Roman" w:cs="Times New Roman"/>
+          <w:sz w:val="24"/>
+          <w:szCs w:val="24"/>
+        </w:rPr>
+      </w:pPr>
+      <w:r>
+        <w:rPr>
+          <w:rFonts w:ascii="Times New Roman" w:hAnsi="Times New Roman" w:cs="Times New Roman"/>
+          <w:sz w:val="24"/>
+          <w:szCs w:val="24"/>
+        </w:rPr>
         <w:t>Porque eu faço o que manda a minha mente</w:t>
       </w:r>
       <w:r>
-        <w:br/>
-      </w:r>
-      <w:r>
+        <w:rPr>
+          <w:rFonts w:ascii="Times New Roman" w:hAnsi="Times New Roman" w:cs="Times New Roman"/>
+          <w:sz w:val="24"/>
+          <w:szCs w:val="24"/>
+        </w:rPr>
+        <w:br/>
         <w:t>E desejo agradar ao meu Senhor.</w:t>
+      </w:r>
+      <w:r>
+        <w:rPr>
+          <w:rFonts w:ascii="Times New Roman" w:hAnsi="Times New Roman" w:cs="Times New Roman"/>
+          <w:sz w:val="24"/>
+          <w:szCs w:val="24"/>
+        </w:rPr>
+        <w:br/>
+      </w:r>
+      <w:r>
+        <w:rPr>
+          <w:rFonts w:ascii="Times New Roman" w:hAnsi="Times New Roman" w:cs="Times New Roman"/>
+          <w:sz w:val="24"/>
+          <w:szCs w:val="24"/>
+        </w:rPr>
+        <w:t xml:space="preserve">Se eu pensar no que é bom, </w:t>
+      </w:r>
+      <w:r>
+        <w:rPr>
+          <w:rFonts w:ascii="Times New Roman" w:hAnsi="Times New Roman" w:cs="Times New Roman"/>
+          <w:sz w:val="24"/>
+          <w:szCs w:val="24"/>
+        </w:rPr>
+        <w:br/>
+        <w:t>Limpo estarei perante Deus,</w:t>
+      </w:r>
+      <w:r>
+        <w:rPr>
+          <w:rFonts w:ascii="Times New Roman" w:hAnsi="Times New Roman" w:cs="Times New Roman"/>
+          <w:sz w:val="24"/>
+          <w:szCs w:val="24"/>
+        </w:rPr>
+        <w:br/>
+        <w:t>Se eu pensar no que é mau, perecerei!</w:t>
       </w:r>
     </w:p>
     <w:p>
       <w:pPr>
-        <w:pStyle w:val="PargrafodaLista"/>
-        <w:spacing w:before="0" w:after="0"/>
-        <w:ind w:left="862" w:firstLine="0"/>
-        <w:contextualSpacing w:val="0"/>
-        <w:jc w:val="left"/>
-      </w:pPr>
-      <w:r>
-        <w:t xml:space="preserve">Se eu pensar no que é bom, </w:t>
-      </w:r>
-      <w:r>
-        <w:br/>
-      </w:r>
-      <w:r>
-        <w:t>Limpo estarei perante Deus,</w:t>
-      </w:r>
-      <w:r>
-        <w:br/>
-      </w:r>
-      <w:r>
-        <w:t>Se eu pensar no que é mau, perecerei!</w:t>
+        <w:spacing w:after="120" w:line="240" w:lineRule="auto"/>
+        <w:rPr>
+          <w:rFonts w:ascii="Times New Roman" w:hAnsi="Times New Roman" w:cs="Times New Roman"/>
+          <w:sz w:val="24"/>
+          <w:szCs w:val="24"/>
+        </w:rPr>
+      </w:pPr>
+      <w:r>
+        <w:rPr>
+          <w:rFonts w:ascii="Times New Roman" w:hAnsi="Times New Roman" w:cs="Times New Roman"/>
+          <w:sz w:val="24"/>
+          <w:szCs w:val="24"/>
+        </w:rPr>
+        <w:t>Ajuda-me a manter puro</w:t>
+      </w:r>
+      <w:r>
+        <w:rPr>
+          <w:rFonts w:ascii="Times New Roman" w:hAnsi="Times New Roman" w:cs="Times New Roman"/>
+          <w:sz w:val="24"/>
+          <w:szCs w:val="24"/>
+        </w:rPr>
+        <w:br/>
+        <w:t>O meu olhar, Senhor</w:t>
+      </w:r>
+      <w:r>
+        <w:rPr>
+          <w:rFonts w:ascii="Times New Roman" w:hAnsi="Times New Roman" w:cs="Times New Roman"/>
+          <w:sz w:val="24"/>
+          <w:szCs w:val="24"/>
+        </w:rPr>
+        <w:br/>
+        <w:t>Ajuda-me a só ver o que é bom</w:t>
+      </w:r>
+      <w:r>
+        <w:rPr>
+          <w:rFonts w:ascii="Times New Roman" w:hAnsi="Times New Roman" w:cs="Times New Roman"/>
+          <w:sz w:val="24"/>
+          <w:szCs w:val="24"/>
+        </w:rPr>
+        <w:br/>
+      </w:r>
+      <w:r>
+        <w:rPr>
+          <w:rFonts w:ascii="Times New Roman" w:hAnsi="Times New Roman" w:cs="Times New Roman"/>
+          <w:sz w:val="24"/>
+          <w:szCs w:val="24"/>
+        </w:rPr>
+        <w:t>Ajuda-me a derrotar as tentações do olhar,</w:t>
+      </w:r>
+      <w:r>
+        <w:rPr>
+          <w:rFonts w:ascii="Times New Roman" w:hAnsi="Times New Roman" w:cs="Times New Roman"/>
+          <w:sz w:val="24"/>
+          <w:szCs w:val="24"/>
+        </w:rPr>
+        <w:br/>
+        <w:t>Ajuda-me, eu Te peço, ó Senhor!</w:t>
       </w:r>
     </w:p>
     <w:p>
       <w:pPr>
-        <w:pStyle w:val="PargrafodaLista"/>
-        <w:numPr>
-          <w:ilvl w:val="0"/>
-          <w:numId w:val="1"/>
-        </w:numPr>
-        <w:spacing w:before="120" w:after="0"/>
-        <w:ind w:left="862" w:hanging="357"/>
-        <w:contextualSpacing w:val="0"/>
-        <w:jc w:val="left"/>
-      </w:pPr>
-      <w:r>
-        <w:t>Ajuda-me a manter puro</w:t>
-      </w:r>
-      <w:r>
-        <w:br/>
-      </w:r>
-      <w:r>
-        <w:t>O meu olhar, Senhor</w:t>
-      </w:r>
-      <w:r>
-        <w:br/>
-      </w:r>
-      <w:r>
-        <w:t>Ajuda-me a só ver o que é bom</w:t>
+        <w:spacing w:after="120" w:line="240" w:lineRule="auto"/>
+        <w:rPr>
+          <w:rFonts w:ascii="Times New Roman" w:hAnsi="Times New Roman" w:cs="Times New Roman"/>
+          <w:sz w:val="24"/>
+          <w:szCs w:val="24"/>
+        </w:rPr>
+      </w:pPr>
+      <w:r>
+        <w:rPr>
+          <w:rFonts w:ascii="Times New Roman" w:hAnsi="Times New Roman" w:cs="Times New Roman"/>
+          <w:sz w:val="24"/>
+          <w:szCs w:val="24"/>
+        </w:rPr>
+        <w:t>Porque a luz do meu corpo são os olhos</w:t>
+      </w:r>
+      <w:r>
+        <w:rPr>
+          <w:rFonts w:ascii="Times New Roman" w:hAnsi="Times New Roman" w:cs="Times New Roman"/>
+          <w:sz w:val="24"/>
+          <w:szCs w:val="24"/>
+        </w:rPr>
+        <w:br/>
+        <w:t>E o olhar modifica o meu viver</w:t>
+      </w:r>
+      <w:r>
+        <w:rPr>
+          <w:rFonts w:ascii="Times New Roman" w:hAnsi="Times New Roman" w:cs="Times New Roman"/>
+          <w:sz w:val="24"/>
+          <w:szCs w:val="24"/>
+        </w:rPr>
+        <w:br/>
+      </w:r>
+      <w:r>
+        <w:rPr>
+          <w:rFonts w:ascii="Times New Roman" w:hAnsi="Times New Roman" w:cs="Times New Roman"/>
+          <w:sz w:val="24"/>
+          <w:szCs w:val="24"/>
+        </w:rPr>
+        <w:t>Se os meus olhos forem bons,</w:t>
+      </w:r>
+      <w:r>
+        <w:rPr>
+          <w:rFonts w:ascii="Times New Roman" w:hAnsi="Times New Roman" w:cs="Times New Roman"/>
+          <w:sz w:val="24"/>
+          <w:szCs w:val="24"/>
+        </w:rPr>
+        <w:br/>
+        <w:t>Todo o meu corpo terá luz</w:t>
+      </w:r>
+      <w:r>
+        <w:rPr>
+          <w:rFonts w:ascii="Times New Roman" w:hAnsi="Times New Roman" w:cs="Times New Roman"/>
+          <w:sz w:val="24"/>
+          <w:szCs w:val="24"/>
+        </w:rPr>
+        <w:br/>
+        <w:t>Porém se os olhos forem maus, perecerei!</w:t>
       </w:r>
     </w:p>
     <w:p>
       <w:pPr>
-        <w:pStyle w:val="PargrafodaLista"/>
-        <w:spacing w:before="0" w:after="0"/>
-        <w:ind w:left="862" w:firstLine="0"/>
-        <w:contextualSpacing w:val="0"/>
-        <w:jc w:val="left"/>
-      </w:pPr>
-      <w:r>
-        <w:t>Ajuda-me a derrotar as tentações do olhar,</w:t>
-      </w:r>
-      <w:r>
-        <w:br/>
-      </w:r>
-      <w:r>
+        <w:spacing w:after="120" w:line="240" w:lineRule="auto"/>
+        <w:rPr>
+          <w:rFonts w:ascii="Times New Roman" w:hAnsi="Times New Roman" w:cs="Times New Roman"/>
+          <w:sz w:val="24"/>
+          <w:szCs w:val="24"/>
+        </w:rPr>
+      </w:pPr>
+      <w:r>
+        <w:rPr>
+          <w:rFonts w:ascii="Times New Roman" w:hAnsi="Times New Roman" w:cs="Times New Roman"/>
+          <w:sz w:val="24"/>
+          <w:szCs w:val="24"/>
+        </w:rPr>
+        <w:t>Ajuda-me a saber usar a língua, ó Deus</w:t>
+      </w:r>
+      <w:r>
+        <w:rPr>
+          <w:rFonts w:ascii="Times New Roman" w:hAnsi="Times New Roman" w:cs="Times New Roman"/>
+          <w:sz w:val="24"/>
+          <w:szCs w:val="24"/>
+        </w:rPr>
+        <w:br/>
+        <w:t>Ajuda-me a falar o que é bom</w:t>
+      </w:r>
+      <w:r>
+        <w:rPr>
+          <w:rFonts w:ascii="Times New Roman" w:hAnsi="Times New Roman" w:cs="Times New Roman"/>
+          <w:sz w:val="24"/>
+          <w:szCs w:val="24"/>
+        </w:rPr>
+        <w:br/>
+      </w:r>
+      <w:r>
+        <w:rPr>
+          <w:rFonts w:ascii="Times New Roman" w:hAnsi="Times New Roman" w:cs="Times New Roman"/>
+          <w:sz w:val="24"/>
+          <w:szCs w:val="24"/>
+        </w:rPr>
+        <w:t>Ajuda-me a só falar o que constrói, ó Deus</w:t>
+      </w:r>
+      <w:r>
+        <w:rPr>
+          <w:rFonts w:ascii="Times New Roman" w:hAnsi="Times New Roman" w:cs="Times New Roman"/>
+          <w:sz w:val="24"/>
+          <w:szCs w:val="24"/>
+        </w:rPr>
+        <w:br/>
         <w:t>Ajuda-me, eu Te peço, ó Senhor!</w:t>
       </w:r>
     </w:p>
     <w:p>
       <w:pPr>
-        <w:pStyle w:val="PargrafodaLista"/>
-        <w:numPr>
-          <w:ilvl w:val="0"/>
-          <w:numId w:val="1"/>
-        </w:numPr>
-        <w:spacing w:before="120" w:after="0"/>
-        <w:ind w:left="862" w:hanging="357"/>
-        <w:contextualSpacing w:val="0"/>
-        <w:jc w:val="left"/>
-      </w:pPr>
-      <w:r>
-        <w:t>Porque a luz do meu corpo são os olhos</w:t>
-      </w:r>
-      <w:r>
-        <w:br/>
-      </w:r>
-      <w:r>
-        <w:t>E o olhar modifica o meu viver</w:t>
+        <w:spacing w:after="120" w:line="240" w:lineRule="auto"/>
+        <w:rPr>
+          <w:rFonts w:ascii="Times New Roman" w:hAnsi="Times New Roman" w:cs="Times New Roman"/>
+          <w:sz w:val="24"/>
+          <w:szCs w:val="24"/>
+        </w:rPr>
+      </w:pPr>
+      <w:r>
+        <w:rPr>
+          <w:rFonts w:ascii="Times New Roman" w:hAnsi="Times New Roman" w:cs="Times New Roman"/>
+          <w:sz w:val="24"/>
+          <w:szCs w:val="24"/>
+        </w:rPr>
+        <w:t>Porque a língua incendeia um bosque inteiro,</w:t>
+      </w:r>
+      <w:r>
+        <w:rPr>
+          <w:rFonts w:ascii="Times New Roman" w:hAnsi="Times New Roman" w:cs="Times New Roman"/>
+          <w:sz w:val="24"/>
+          <w:szCs w:val="24"/>
+        </w:rPr>
+        <w:br/>
+        <w:t>Pode tudo construir ou destruir.</w:t>
+      </w:r>
+      <w:r>
+        <w:rPr>
+          <w:rFonts w:ascii="Times New Roman" w:hAnsi="Times New Roman" w:cs="Times New Roman"/>
+          <w:sz w:val="24"/>
+          <w:szCs w:val="24"/>
+        </w:rPr>
+        <w:br/>
+      </w:r>
+      <w:r>
+        <w:rPr>
+          <w:rFonts w:ascii="Times New Roman" w:hAnsi="Times New Roman" w:cs="Times New Roman"/>
+          <w:sz w:val="24"/>
+          <w:szCs w:val="24"/>
+        </w:rPr>
+        <w:t>Se eu falar o que é bom,</w:t>
+      </w:r>
+      <w:r>
+        <w:rPr>
+          <w:rFonts w:ascii="Times New Roman" w:hAnsi="Times New Roman" w:cs="Times New Roman"/>
+          <w:sz w:val="24"/>
+          <w:szCs w:val="24"/>
+        </w:rPr>
+        <w:br/>
+        <w:t>Toda a igreja crescerá,</w:t>
+      </w:r>
+      <w:r>
+        <w:rPr>
+          <w:rFonts w:ascii="Times New Roman" w:hAnsi="Times New Roman" w:cs="Times New Roman"/>
+          <w:sz w:val="24"/>
+          <w:szCs w:val="24"/>
+        </w:rPr>
+        <w:br/>
+        <w:t>Se eu falar o que é mau, destruirei!</w:t>
       </w:r>
     </w:p>
-    <w:p>
-      <w:pPr>
-        <w:pStyle w:val="PargrafodaLista"/>
-        <w:spacing w:before="0" w:after="0"/>
-        <w:ind w:left="862" w:firstLine="0"/>
-        <w:contextualSpacing w:val="0"/>
-        <w:jc w:val="left"/>
-      </w:pPr>
-      <w:r>
-        <w:t>Se os meus olhos forem bons,</w:t>
-      </w:r>
-      <w:r>
-        <w:br/>
-      </w:r>
-      <w:r>
-        <w:t>Todo o meu corpo terá luz</w:t>
-      </w:r>
-      <w:r>
-        <w:br/>
-      </w:r>
-      <w:r>
-        <w:t>Porém se os olhos forem maus, perecerei!</w:t>
-      </w:r>
-    </w:p>
-    <w:p>
-      <w:pPr>
-        <w:pStyle w:val="PargrafodaLista"/>
-        <w:numPr>
-          <w:ilvl w:val="0"/>
-          <w:numId w:val="1"/>
-        </w:numPr>
-        <w:spacing w:before="120" w:after="0"/>
-        <w:ind w:left="862" w:hanging="357"/>
-        <w:contextualSpacing w:val="0"/>
-        <w:jc w:val="left"/>
-      </w:pPr>
-      <w:r>
-        <w:t>Ajuda-me a saber usar a língua, ó Deus</w:t>
-      </w:r>
-      <w:r>
-        <w:br/>
-      </w:r>
-      <w:r>
-        <w:t>Ajuda-me a falar o que é bom</w:t>
-      </w:r>
-    </w:p>
-    <w:p>
-      <w:pPr>
-        <w:pStyle w:val="PargrafodaLista"/>
-        <w:spacing w:before="0" w:after="0"/>
-        <w:ind w:left="862" w:firstLine="0"/>
-        <w:contextualSpacing w:val="0"/>
-        <w:jc w:val="left"/>
-      </w:pPr>
-      <w:r>
-        <w:t>Ajuda-me a só falar o que constrói, ó Deus</w:t>
-      </w:r>
-      <w:r>
-        <w:br/>
-      </w:r>
-      <w:r>
-        <w:t>Ajuda-me, eu Te peço, ó Senhor!</w:t>
-      </w:r>
-    </w:p>
-    <w:p>
-      <w:pPr>
-        <w:pStyle w:val="PargrafodaLista"/>
-        <w:numPr>
-          <w:ilvl w:val="0"/>
-          <w:numId w:val="1"/>
-        </w:numPr>
-        <w:spacing w:before="120" w:after="0"/>
-        <w:ind w:left="862" w:hanging="357"/>
-        <w:contextualSpacing w:val="0"/>
-        <w:jc w:val="left"/>
-      </w:pPr>
-      <w:r>
-        <w:t>Porque a língua incendeia um bosque inteiro,</w:t>
-      </w:r>
-      <w:r>
-        <w:br/>
-      </w:r>
-      <w:r>
-        <w:t>Pode tudo construir ou destruir.</w:t>
-      </w:r>
-    </w:p>
-    <w:p>
-      <w:pPr>
-        <w:pStyle w:val="PargrafodaLista"/>
-        <w:spacing w:before="0" w:after="0"/>
-        <w:ind w:left="862" w:firstLine="0"/>
-        <w:contextualSpacing w:val="0"/>
-        <w:jc w:val="left"/>
-      </w:pPr>
-      <w:r>
-        <w:t>Se eu falar o que é bom,</w:t>
-      </w:r>
-      <w:r>
-        <w:br/>
-      </w:r>
-      <w:r>
-        <w:t>Toda a igreja crescerá,</w:t>
-      </w:r>
-      <w:r>
-        <w:br/>
-      </w:r>
-      <w:r>
-        <w:t>Se eu falar o que é mau, destruirei!</w:t>
-      </w:r>
-    </w:p>
-    <w:p/>
     <w:sectPr>
       <w:pgSz w:w="11906" w:h="16838"/>
       <w:pgMar w:top="1440" w:right="1440" w:bottom="1440" w:left="1440" w:header="720" w:footer="720" w:gutter="0"/>
@@ -374,7 +406,7 @@
 </file>
 
 <file path=word/numbering.xml><?xml version="1.0" encoding="utf-8"?>
-<w:numbering xmlns:wpc="http://schemas.microsoft.com/office/word/2010/wordprocessingCanvas" xmlns:cx="http://schemas.microsoft.com/office/drawing/2014/chartex" xmlns:cx1="http://schemas.microsoft.com/office/drawing/2015/9/8/chartex" xmlns:cx2="http://schemas.microsoft.com/office/drawing/2015/10/21/chartex" xmlns:cx3="http://schemas.microsoft.com/office/drawing/2016/5/9/chartex" xmlns:cx4="http://schemas.microsoft.com/office/drawing/2016/5/10/chartex" xmlns:cx5="http://schemas.microsoft.com/office/drawing/2016/5/11/chartex" xmlns:cx6="http://schemas.microsoft.com/office/drawing/2016/5/12/chartex" xmlns:cx7="http://schemas.microsoft.com/office/drawing/2016/5/13/chartex" xmlns:cx8="http://schemas.microsoft.com/office/drawing/2016/5/14/chartex" xmlns:mc="http://schemas.openxmlformats.org/markup-compatibility/2006" xmlns:aink="http://schemas.microsoft.com/office/drawing/2016/ink" xmlns:am3d="http://schemas.microsoft.com/office/drawing/2017/model3d" xmlns:o="urn:schemas-microsoft-com:office:office" xmlns:oel="http://schemas.microsoft.com/office/2019/extlst" xmlns:r="http://schemas.openxmlformats.org/officeDocument/2006/relationships" xmlns:m="http://schemas.openxmlformats.org/officeDocument/2006/math" xmlns:v="urn:schemas-microsoft-com:vml" xmlns:wp14="http://schemas.microsoft.com/office/word/2010/wordprocessingDrawing" xmlns:wp="http://schemas.openxmlformats.org/drawingml/2006/wordprocessingDrawing" xmlns:w10="urn:schemas-microsoft-com:office:word" xmlns:w="http://schemas.openxmlformats.org/wordprocessingml/2006/main" xmlns:w14="http://schemas.microsoft.com/office/word/2010/wordml" xmlns:w15="http://schemas.microsoft.com/office/word/2012/wordml" xmlns:w16cei="http://schemas.microsoft.com/office/word/2026/wordml/cei" xmlns:w16cex="http://schemas.microsoft.com/office/word/2018/wordml/cex" xmlns:w16cid="http://schemas.microsoft.com/office/word/2016/wordml/cid" xmlns:w16="http://schemas.microsoft.com/office/word/2018/wordml" xmlns:w16du="http://schemas.microsoft.com/office/word/2023/wordml/word16du" xmlns:w16sdtdh="http://schemas.microsoft.com/office/word/2020/wordml/sdtdatahash" xmlns:w16sdtfl="http://schemas.microsoft.com/office/word/2024/wordml/sdtformatlock" xmlns:w16se="http://schemas.microsoft.com/office/word/2015/wordml/symex" xmlns:wpg="http://schemas.microsoft.com/office/word/2010/wordprocessingGroup" xmlns:wpi="http://schemas.microsoft.com/office/word/2010/wordprocessingInk" xmlns:wne="http://schemas.microsoft.com/office/word/2006/wordml" xmlns:wps="http://schemas.microsoft.com/office/word/2010/wordprocessingShape" mc:Ignorable="w14 w15 w16se w16cid w16 w16cex w16sdtdh w16sdtfl w16du wp14">
+<w:numbering xmlns:wpc="http://schemas.microsoft.com/office/word/2010/wordprocessingCanvas" xmlns:cx="http://schemas.microsoft.com/office/drawing/2014/chartex" xmlns:cx1="http://schemas.microsoft.com/office/drawing/2015/9/8/chartex" xmlns:cx2="http://schemas.microsoft.com/office/drawing/2015/10/21/chartex" xmlns:cx3="http://schemas.microsoft.com/office/drawing/2016/5/9/chartex" xmlns:cx4="http://schemas.microsoft.com/office/drawing/2016/5/10/chartex" xmlns:cx5="http://schemas.microsoft.com/office/drawing/2016/5/11/chartex" xmlns:cx6="http://schemas.microsoft.com/office/drawing/2016/5/12/chartex" xmlns:cx7="http://schemas.microsoft.com/office/drawing/2016/5/13/chartex" xmlns:cx8="http://schemas.microsoft.com/office/drawing/2016/5/14/chartex" xmlns:mc="http://schemas.openxmlformats.org/markup-compatibility/2006" xmlns:aink="http://schemas.microsoft.com/office/drawing/2016/ink" xmlns:am3d="http://schemas.microsoft.com/office/drawing/2017/model3d" xmlns:o="urn:schemas-microsoft-com:office:office" xmlns:oel="http://schemas.microsoft.com/office/2019/extlst" xmlns:r="http://schemas.openxmlformats.org/officeDocument/2006/relationships" xmlns:m="http://schemas.openxmlformats.org/officeDocument/2006/math" xmlns:v="urn:schemas-microsoft-com:vml" xmlns:wp14="http://schemas.microsoft.com/office/word/2010/wordprocessingDrawing" xmlns:wp="http://schemas.openxmlformats.org/drawingml/2006/wordprocessingDrawing" xmlns:w10="urn:schemas-microsoft-com:office:word" xmlns:w="http://schemas.openxmlformats.org/wordprocessingml/2006/main" xmlns:w14="http://schemas.microsoft.com/office/word/2010/wordml" xmlns:w15="http://schemas.microsoft.com/office/word/2012/wordml" xmlns:w16cex="http://schemas.microsoft.com/office/word/2018/wordml/cex" xmlns:w16cid="http://schemas.microsoft.com/office/word/2016/wordml/cid" xmlns:w16="http://schemas.microsoft.com/office/word/2018/wordml" xmlns:w16du="http://schemas.microsoft.com/office/word/2023/wordml/word16du" xmlns:w16sdtdh="http://schemas.microsoft.com/office/word/2020/wordml/sdtdatahash" xmlns:w16sdtfl="http://schemas.microsoft.com/office/word/2024/wordml/sdtformatlock" xmlns:w16se="http://schemas.microsoft.com/office/word/2015/wordml/symex" xmlns:wpg="http://schemas.microsoft.com/office/word/2010/wordprocessingGroup" xmlns:wpi="http://schemas.microsoft.com/office/word/2010/wordprocessingInk" xmlns:wne="http://schemas.microsoft.com/office/word/2006/wordml" xmlns:wps="http://schemas.microsoft.com/office/word/2010/wordprocessingShape" mc:Ignorable="w14 w15 w16se w16cid w16 w16cex w16sdtdh w16sdtfl w16du wp14">
   <w:abstractNum w:abstractNumId="0" w15:restartNumberingAfterBreak="0">
     <w:nsid w:val="205D3C4D"/>
     <w:multiLevelType w:val="hybridMultilevel"/>
@@ -893,6 +925,27 @@
     <w:name w:val="Normal"/>
     <w:qFormat/>
   </w:style>
+  <w:style w:type="paragraph" w:styleId="Ttulo1">
+    <w:name w:val="heading 1"/>
+    <w:basedOn w:val="Normal"/>
+    <w:next w:val="Normal"/>
+    <w:link w:val="Ttulo1Char"/>
+    <w:uiPriority w:val="9"/>
+    <w:qFormat/>
+    <w:rsid w:val="00B65581"/>
+    <w:pPr>
+      <w:keepNext/>
+      <w:keepLines/>
+      <w:spacing w:before="240" w:after="0"/>
+      <w:outlineLvl w:val="0"/>
+    </w:pPr>
+    <w:rPr>
+      <w:rFonts w:asciiTheme="majorHAnsi" w:eastAsiaTheme="majorEastAsia" w:hAnsiTheme="majorHAnsi" w:cstheme="majorBidi"/>
+      <w:color w:val="2F5496" w:themeColor="accent1" w:themeShade="BF"/>
+      <w:sz w:val="32"/>
+      <w:szCs w:val="32"/>
+    </w:rPr>
+  </w:style>
   <w:style w:type="character" w:default="1" w:styleId="Fontepargpadro">
     <w:name w:val="Default Paragraph Font"/>
     <w:uiPriority w:val="1"/>
@@ -940,6 +993,19 @@
       <w:sz w:val="24"/>
       <w:szCs w:val="24"/>
       <w:lang w:eastAsia="pt-BR" w:bidi="he-IL"/>
+    </w:rPr>
+  </w:style>
+  <w:style w:type="character" w:customStyle="1" w:styleId="Ttulo1Char">
+    <w:name w:val="Título 1 Char"/>
+    <w:basedOn w:val="Fontepargpadro"/>
+    <w:link w:val="Ttulo1"/>
+    <w:uiPriority w:val="9"/>
+    <w:rsid w:val="00B65581"/>
+    <w:rPr>
+      <w:rFonts w:asciiTheme="majorHAnsi" w:eastAsiaTheme="majorEastAsia" w:hAnsiTheme="majorHAnsi" w:cstheme="majorBidi"/>
+      <w:color w:val="2F5496" w:themeColor="accent1" w:themeShade="BF"/>
+      <w:sz w:val="32"/>
+      <w:szCs w:val="32"/>
     </w:rPr>
   </w:style>
 </w:styles>
